--- a/sm_final_note.docx
+++ b/sm_final_note.docx
@@ -2789,6 +2789,7 @@
     </w:p>
     <w:p>
       <w:pPr>
+        <w:ind w:firstLine="480"/>
         <w:rPr>
           <w:rFonts w:ascii="Times New Roman" w:eastAsia="新細明體" w:hAnsi="Times New Roman" w:cs="Times New Roman"/>
           <w:b/>
@@ -28453,101 +28454,20 @@
           <w:rFonts w:ascii="Times New Roman" w:eastAsia="新細明體" w:hAnsi="Times New Roman" w:cs="Times New Roman"/>
           <w:iCs/>
         </w:rPr>
-        <w:t>To study how the three methods perform under different levels of mode effects, we generate paired outcomes</w:t>
-      </w:r>
-      <w:r>
-        <w:rPr>
-          <w:rFonts w:ascii="Times New Roman" w:eastAsia="新細明體" w:hAnsi="Times New Roman" w:cs="Times New Roman" w:hint="eastAsia"/>
+        <w:t xml:space="preserve">To study how the three methods perform under different levels of mode effects, we </w:t>
+      </w:r>
+      <w:r>
+        <w:rPr>
+          <w:rFonts w:ascii="Times New Roman" w:eastAsia="新細明體" w:hAnsi="Times New Roman" w:cs="Times New Roman"/>
           <w:iCs/>
         </w:rPr>
-        <w:t xml:space="preserve"> </w:t>
-      </w:r>
-      <m:oMath>
-        <m:r>
-          <w:rPr>
-            <w:rFonts w:ascii="Cambria Math" w:eastAsia="新細明體" w:hAnsi="Cambria Math" w:cs="Times New Roman"/>
-          </w:rPr>
-          <m:t>(</m:t>
-        </m:r>
-        <m:sSub>
-          <m:sSubPr>
-            <m:ctrlPr>
-              <w:rPr>
-                <w:rFonts w:ascii="Cambria Math" w:eastAsia="新細明體" w:hAnsi="Cambria Math" w:cs="Times New Roman"/>
-                <w:i/>
-                <w:iCs/>
-              </w:rPr>
-            </m:ctrlPr>
-          </m:sSubPr>
-          <m:e>
-            <m:r>
-              <w:rPr>
-                <w:rFonts w:ascii="Cambria Math" w:eastAsia="新細明體" w:hAnsi="Cambria Math" w:cs="Times New Roman"/>
-              </w:rPr>
-              <m:t>y</m:t>
-            </m:r>
-          </m:e>
-          <m:sub>
-            <m:r>
-              <w:rPr>
-                <w:rFonts w:ascii="Cambria Math" w:eastAsia="新細明體" w:hAnsi="Cambria Math" w:cs="Times New Roman"/>
-              </w:rPr>
-              <m:t>ai</m:t>
-            </m:r>
-          </m:sub>
-        </m:sSub>
-        <m:r>
-          <w:rPr>
-            <w:rFonts w:ascii="Cambria Math" w:eastAsia="新細明體" w:hAnsi="Cambria Math" w:cs="Times New Roman"/>
-          </w:rPr>
-          <m:t>,</m:t>
-        </m:r>
-        <m:sSub>
-          <m:sSubPr>
-            <m:ctrlPr>
-              <w:rPr>
-                <w:rFonts w:ascii="Cambria Math" w:eastAsia="新細明體" w:hAnsi="Cambria Math" w:cs="Times New Roman"/>
-                <w:i/>
-                <w:iCs/>
-              </w:rPr>
-            </m:ctrlPr>
-          </m:sSubPr>
-          <m:e>
-            <m:r>
-              <w:rPr>
-                <w:rFonts w:ascii="Cambria Math" w:eastAsia="新細明體" w:hAnsi="Cambria Math" w:cs="Times New Roman"/>
-              </w:rPr>
-              <m:t>y</m:t>
-            </m:r>
-          </m:e>
-          <m:sub>
-            <m:r>
-              <w:rPr>
-                <w:rFonts w:ascii="Cambria Math" w:eastAsia="新細明體" w:hAnsi="Cambria Math" w:cs="Times New Roman"/>
-              </w:rPr>
-              <m:t>bi</m:t>
-            </m:r>
-          </m:sub>
-        </m:sSub>
-        <m:r>
-          <w:rPr>
-            <w:rFonts w:ascii="Cambria Math" w:eastAsia="新細明體" w:hAnsi="Cambria Math" w:cs="Times New Roman"/>
-          </w:rPr>
-          <m:t>)</m:t>
-        </m:r>
-      </m:oMath>
-      <w:r>
-        <w:rPr>
-          <w:rFonts w:ascii="Times New Roman" w:eastAsia="新細明體" w:hAnsi="Times New Roman" w:cs="Times New Roman" w:hint="eastAsia"/>
-          <w:iCs/>
-        </w:rPr>
-        <w:t xml:space="preserve"> from a bivariate normal distribution:</w:t>
+        <w:t>assume that the superpopulation outcomes for Mode A and Mode B follow a bivariate normal distribution:</w:t>
       </w:r>
     </w:p>
     <w:p>
       <w:pPr>
         <w:rPr>
-          <w:rFonts w:ascii="Times New Roman" w:hAnsi="Times New Roman" w:cs="Times New Roman"/>
+          <w:rFonts w:ascii="Times New Roman" w:hAnsi="Times New Roman" w:cs="Times New Roman" w:hint="eastAsia"/>
         </w:rPr>
       </w:pPr>
       <m:oMathPara>
@@ -28890,7 +28810,7 @@
         <w:spacing w:after="0"/>
         <w:jc w:val="both"/>
         <w:rPr>
-          <w:rFonts w:ascii="Times New Roman" w:eastAsia="新細明體" w:hAnsi="Times New Roman" w:cs="Times New Roman"/>
+          <w:rFonts w:ascii="Times New Roman" w:eastAsia="新細明體" w:hAnsi="Times New Roman" w:cs="Times New Roman" w:hint="eastAsia"/>
           <w:iCs/>
         </w:rPr>
       </w:pPr>
@@ -28914,7 +28834,62 @@
           <w:rFonts w:ascii="Times New Roman" w:eastAsia="新細明體" w:hAnsi="Times New Roman" w:cs="Times New Roman" w:hint="eastAsia"/>
           <w:iCs/>
         </w:rPr>
-        <w:t xml:space="preserve">. </w:t>
+        <w:t xml:space="preserve"> and collects unbiased data</w:t>
+      </w:r>
+      <w:r>
+        <w:rPr>
+          <w:rFonts w:ascii="Times New Roman" w:eastAsia="新細明體" w:hAnsi="Times New Roman" w:cs="Times New Roman" w:hint="eastAsia"/>
+          <w:iCs/>
+        </w:rPr>
+        <w:t xml:space="preserve"> (</w:t>
+      </w:r>
+      <m:oMath>
+        <m:r>
+          <w:rPr>
+            <w:rFonts w:ascii="Cambria Math" w:eastAsia="新細明體" w:hAnsi="Cambria Math" w:cs="Times New Roman"/>
+          </w:rPr>
+          <m:t>θ=</m:t>
+        </m:r>
+        <m:sSub>
+          <m:sSubPr>
+            <m:ctrlPr>
+              <w:rPr>
+                <w:rFonts w:ascii="Cambria Math" w:eastAsia="新細明體" w:hAnsi="Cambria Math" w:cs="Times New Roman"/>
+                <w:i/>
+                <w:iCs/>
+              </w:rPr>
+            </m:ctrlPr>
+          </m:sSubPr>
+          <m:e>
+            <m:r>
+              <w:rPr>
+                <w:rFonts w:ascii="Cambria Math" w:eastAsia="新細明體" w:hAnsi="Cambria Math" w:cs="Times New Roman"/>
+              </w:rPr>
+              <m:t>μ</m:t>
+            </m:r>
+          </m:e>
+          <m:sub>
+            <m:r>
+              <w:rPr>
+                <w:rFonts w:ascii="Cambria Math" w:eastAsia="新細明體" w:hAnsi="Cambria Math" w:cs="Times New Roman"/>
+              </w:rPr>
+              <m:t>a</m:t>
+            </m:r>
+          </m:sub>
+        </m:sSub>
+        <m:r>
+          <w:rPr>
+            <w:rFonts w:ascii="Cambria Math" w:eastAsia="新細明體" w:hAnsi="Cambria Math" w:cs="Times New Roman"/>
+          </w:rPr>
+          <m:t>=0</m:t>
+        </m:r>
+      </m:oMath>
+      <w:r>
+        <w:rPr>
+          <w:rFonts w:ascii="Times New Roman" w:eastAsia="新細明體" w:hAnsi="Times New Roman" w:cs="Times New Roman" w:hint="eastAsia"/>
+          <w:iCs/>
+        </w:rPr>
+        <w:t>).</w:t>
       </w:r>
     </w:p>
     <w:p>
@@ -30621,6 +30596,7 @@
           <w:rFonts w:ascii="Times New Roman" w:eastAsia="新細明體" w:hAnsi="Times New Roman" w:cs="Times New Roman" w:hint="eastAsia"/>
           <w:iCs/>
         </w:rPr>
+        <w:lastRenderedPageBreak/>
         <w:t>The prior parameters are:</w:t>
       </w:r>
     </w:p>
@@ -32130,6 +32106,7 @@
           <w:rFonts w:ascii="Times New Roman" w:eastAsia="新細明體" w:hAnsi="Times New Roman" w:cs="Times New Roman"/>
           <w:iCs/>
         </w:rPr>
+        <w:lastRenderedPageBreak/>
         <w:t>Performs well when mode effects are moderate or large (Scenarios 5–9).</w:t>
       </w:r>
     </w:p>
@@ -32151,7 +32128,6 @@
           <w:rFonts w:ascii="Times New Roman" w:eastAsia="新細明體" w:hAnsi="Times New Roman" w:cs="Times New Roman"/>
           <w:iCs/>
         </w:rPr>
-        <w:lastRenderedPageBreak/>
         <w:t>When no mode effect exists (Scenarios 1–2), its coverage rates fall below 0.95.</w:t>
       </w:r>
     </w:p>
@@ -32636,7 +32612,7 @@
                     <pic:cNvPicPr/>
                   </pic:nvPicPr>
                   <pic:blipFill rotWithShape="1">
-                    <a:blip r:embed="rId5"/>
+                    <a:blip r:embed="rId6"/>
                     <a:srcRect l="1555" t="2708" r="2638" b="1388"/>
                     <a:stretch>
                       <a:fillRect/>
@@ -32756,7 +32732,7 @@
                     <pic:cNvPicPr/>
                   </pic:nvPicPr>
                   <pic:blipFill>
-                    <a:blip r:embed="rId6"/>
+                    <a:blip r:embed="rId7"/>
                     <a:stretch>
                       <a:fillRect/>
                     </a:stretch>
@@ -37466,7 +37442,7 @@
                     <pic:cNvPicPr/>
                   </pic:nvPicPr>
                   <pic:blipFill>
-                    <a:blip r:embed="rId7"/>
+                    <a:blip r:embed="rId8"/>
                     <a:stretch>
                       <a:fillRect/>
                     </a:stretch>
@@ -37594,7 +37570,7 @@
                     <pic:cNvPicPr/>
                   </pic:nvPicPr>
                   <pic:blipFill>
-                    <a:blip r:embed="rId8"/>
+                    <a:blip r:embed="rId9"/>
                     <a:stretch>
                       <a:fillRect/>
                     </a:stretch>
@@ -53507,7 +53483,6 @@
   <w:style w:type="character" w:default="1" w:styleId="a0">
     <w:name w:val="Default Paragraph Font"/>
     <w:uiPriority w:val="1"/>
-    <w:semiHidden/>
     <w:unhideWhenUsed/>
   </w:style>
   <w:style w:type="table" w:default="1" w:styleId="a1">
@@ -54180,4 +54155,16 @@
     </a:ext>
   </a:extLst>
 </a:theme>
+</file>
+
+<file path=customXml/item1.xml><?xml version="1.0" encoding="utf-8"?>
+<b:Sources xmlns:b="http://schemas.openxmlformats.org/officeDocument/2006/bibliography" xmlns="http://schemas.openxmlformats.org/officeDocument/2006/bibliography" SelectedStyle="\APASixthEditionOfficeOnline.xsl" StyleName="APA" Version="6"/>
+</file>
+
+<file path=customXml/itemProps1.xml><?xml version="1.0" encoding="utf-8"?>
+<ds:datastoreItem xmlns:ds="http://schemas.openxmlformats.org/officeDocument/2006/customXml" ds:itemID="{DEAA62DC-256E-4B98-AE13-D93902F18ADC}">
+  <ds:schemaRefs>
+    <ds:schemaRef ds:uri="http://schemas.openxmlformats.org/officeDocument/2006/bibliography"/>
+  </ds:schemaRefs>
+</ds:datastoreItem>
 </file>
--- a/sm_final_note.docx
+++ b/sm_final_note.docx
@@ -16020,33 +16020,6 @@
     <w:p>
       <w:pPr>
         <w:pStyle w:val="a9"/>
-        <w:ind w:left="360"/>
-        <w:rPr>
-          <w:rFonts w:ascii="Times New Roman" w:eastAsia="新細明體" w:hAnsi="Times New Roman" w:cs="Times New Roman"/>
-        </w:rPr>
-      </w:pPr>
-      <w:r>
-        <w:rPr>
-          <w:rFonts w:ascii="Times New Roman" w:eastAsia="新細明體" w:hAnsi="Times New Roman" w:cs="Times New Roman"/>
-        </w:rPr>
-        <w:t>We use the squared-error loss function</w:t>
-      </w:r>
-      <w:r>
-        <w:rPr>
-          <w:rFonts w:ascii="Times New Roman" w:eastAsia="新細明體" w:hAnsi="Times New Roman" w:cs="Times New Roman" w:hint="eastAsia"/>
-        </w:rPr>
-        <w:t xml:space="preserve">, </w:t>
-      </w:r>
-      <w:r>
-        <w:rPr>
-          <w:rFonts w:ascii="Times New Roman" w:eastAsia="新細明體" w:hAnsi="Times New Roman" w:cs="Times New Roman"/>
-        </w:rPr>
-        <w:t>so the Bayes estimator is the posterior mean.</w:t>
-      </w:r>
-    </w:p>
-    <w:p>
-      <w:pPr>
-        <w:pStyle w:val="a9"/>
         <w:numPr>
           <w:ilvl w:val="0"/>
           <w:numId w:val="18"/>
@@ -16806,7 +16779,7 @@
                     <w:rPr>
                       <w:rFonts w:ascii="Cambria Math" w:eastAsia="新細明體" w:hAnsi="Cambria Math" w:cs="Times New Roman"/>
                     </w:rPr>
-                    <m:t>g</m:t>
+                    <m:t>η</m:t>
                   </m:r>
                 </m:e>
               </m:acc>
@@ -16868,7 +16841,7 @@
                     <w:rPr>
                       <w:rFonts w:ascii="Cambria Math" w:eastAsia="新細明體" w:hAnsi="Cambria Math" w:cs="Times New Roman"/>
                     </w:rPr>
-                    <m:t>g</m:t>
+                    <m:t>η</m:t>
                   </m:r>
                 </m:e>
               </m:acc>
@@ -18301,7 +18274,6 @@
           <w:b/>
           <w:bCs/>
         </w:rPr>
-        <w:lastRenderedPageBreak/>
         <w:t>Case</w:t>
       </w:r>
       <w:r>
@@ -18455,6 +18427,7 @@
         <w:rPr>
           <w:rFonts w:ascii="Times New Roman" w:eastAsia="新細明體" w:hAnsi="Times New Roman" w:cs="Times New Roman"/>
         </w:rPr>
+        <w:lastRenderedPageBreak/>
         <w:t xml:space="preserve">We choose the model using Mode </w:t>
       </w:r>
       <w:r>
@@ -28467,7 +28440,7 @@
     <w:p>
       <w:pPr>
         <w:rPr>
-          <w:rFonts w:ascii="Times New Roman" w:hAnsi="Times New Roman" w:cs="Times New Roman" w:hint="eastAsia"/>
+          <w:rFonts w:ascii="Times New Roman" w:hAnsi="Times New Roman" w:cs="Times New Roman"/>
         </w:rPr>
       </w:pPr>
       <m:oMathPara>
@@ -28810,7 +28783,7 @@
         <w:spacing w:after="0"/>
         <w:jc w:val="both"/>
         <w:rPr>
-          <w:rFonts w:ascii="Times New Roman" w:eastAsia="新細明體" w:hAnsi="Times New Roman" w:cs="Times New Roman" w:hint="eastAsia"/>
+          <w:rFonts w:ascii="Times New Roman" w:eastAsia="新細明體" w:hAnsi="Times New Roman" w:cs="Times New Roman"/>
           <w:iCs/>
         </w:rPr>
       </w:pPr>
@@ -53483,6 +53456,7 @@
   <w:style w:type="character" w:default="1" w:styleId="a0">
     <w:name w:val="Default Paragraph Font"/>
     <w:uiPriority w:val="1"/>
+    <w:semiHidden/>
     <w:unhideWhenUsed/>
   </w:style>
   <w:style w:type="table" w:default="1" w:styleId="a1">

--- a/sm_final_note.docx
+++ b/sm_final_note.docx
@@ -2789,7 +2789,6 @@
     </w:p>
     <w:p>
       <w:pPr>
-        <w:ind w:firstLine="480"/>
         <w:rPr>
           <w:rFonts w:ascii="Times New Roman" w:eastAsia="新細明體" w:hAnsi="Times New Roman" w:cs="Times New Roman"/>
           <w:b/>
@@ -32585,7 +32584,7 @@
                     <pic:cNvPicPr/>
                   </pic:nvPicPr>
                   <pic:blipFill rotWithShape="1">
-                    <a:blip r:embed="rId6"/>
+                    <a:blip r:embed="rId8"/>
                     <a:srcRect l="1555" t="2708" r="2638" b="1388"/>
                     <a:stretch>
                       <a:fillRect/>
@@ -32705,7 +32704,7 @@
                     <pic:cNvPicPr/>
                   </pic:nvPicPr>
                   <pic:blipFill>
-                    <a:blip r:embed="rId7"/>
+                    <a:blip r:embed="rId9"/>
                     <a:stretch>
                       <a:fillRect/>
                     </a:stretch>
@@ -37415,7 +37414,7 @@
                     <pic:cNvPicPr/>
                   </pic:nvPicPr>
                   <pic:blipFill>
-                    <a:blip r:embed="rId8"/>
+                    <a:blip r:embed="rId10"/>
                     <a:stretch>
                       <a:fillRect/>
                     </a:stretch>
@@ -37543,7 +37542,7 @@
                     <pic:cNvPicPr/>
                   </pic:nvPicPr>
                   <pic:blipFill>
-                    <a:blip r:embed="rId9"/>
+                    <a:blip r:embed="rId11"/>
                     <a:stretch>
                       <a:fillRect/>
                     </a:stretch>
@@ -48249,6 +48248,12 @@
       </w:r>
     </w:p>
     <w:sectPr>
+      <w:headerReference w:type="even" r:id="rId12"/>
+      <w:headerReference w:type="default" r:id="rId13"/>
+      <w:footerReference w:type="even" r:id="rId14"/>
+      <w:footerReference w:type="default" r:id="rId15"/>
+      <w:headerReference w:type="first" r:id="rId16"/>
+      <w:footerReference w:type="first" r:id="rId17"/>
       <w:pgSz w:w="11906" w:h="16838"/>
       <w:pgMar w:top="1418" w:right="1418" w:bottom="1440" w:left="1418" w:header="851" w:footer="992" w:gutter="0"/>
       <w:cols w:space="425"/>
@@ -48256,6 +48261,116 @@
     </w:sectPr>
   </w:body>
 </w:document>
+</file>
+
+<file path=word/endnotes.xml><?xml version="1.0" encoding="utf-8"?>
+<w:endnotes xmlns:wpc="http://schemas.microsoft.com/office/word/2010/wordprocessingCanvas" xmlns:cx="http://schemas.microsoft.com/office/drawing/2014/chartex" xmlns:cx1="http://schemas.microsoft.com/office/drawing/2015/9/8/chartex" xmlns:cx2="http://schemas.microsoft.com/office/drawing/2015/10/21/chartex" xmlns:cx3="http://schemas.microsoft.com/office/drawing/2016/5/9/chartex" xmlns:cx4="http://schemas.microsoft.com/office/drawing/2016/5/10/chartex" xmlns:cx5="http://schemas.microsoft.com/office/drawing/2016/5/11/chartex" xmlns:cx6="http://schemas.microsoft.com/office/drawing/2016/5/12/chartex" xmlns:cx7="http://schemas.microsoft.com/office/drawing/2016/5/13/chartex" xmlns:cx8="http://schemas.microsoft.com/office/drawing/2016/5/14/chartex" xmlns:mc="http://schemas.openxmlformats.org/markup-compatibility/2006" xmlns:aink="http://schemas.microsoft.com/office/drawing/2016/ink" xmlns:am3d="http://schemas.microsoft.com/office/drawing/2017/model3d" xmlns:o="urn:schemas-microsoft-com:office:office" xmlns:oel="http://schemas.microsoft.com/office/2019/extlst" xmlns:r="http://schemas.openxmlformats.org/officeDocument/2006/relationships" xmlns:m="http://schemas.openxmlformats.org/officeDocument/2006/math" xmlns:v="urn:schemas-microsoft-com:vml" xmlns:wp14="http://schemas.microsoft.com/office/word/2010/wordprocessingDrawing" xmlns:wp="http://schemas.openxmlformats.org/drawingml/2006/wordprocessingDrawing" xmlns:w10="urn:schemas-microsoft-com:office:word" xmlns:w="http://schemas.openxmlformats.org/wordprocessingml/2006/main" xmlns:w14="http://schemas.microsoft.com/office/word/2010/wordml" xmlns:w15="http://schemas.microsoft.com/office/word/2012/wordml" xmlns:w16cex="http://schemas.microsoft.com/office/word/2018/wordml/cex" xmlns:w16cid="http://schemas.microsoft.com/office/word/2016/wordml/cid" xmlns:w16="http://schemas.microsoft.com/office/word/2018/wordml" xmlns:w16du="http://schemas.microsoft.com/office/word/2023/wordml/word16du" xmlns:w16sdtdh="http://schemas.microsoft.com/office/word/2020/wordml/sdtdatahash" xmlns:w16sdtfl="http://schemas.microsoft.com/office/word/2024/wordml/sdtformatlock" xmlns:w16se="http://schemas.microsoft.com/office/word/2015/wordml/symex" xmlns:wpg="http://schemas.microsoft.com/office/word/2010/wordprocessingGroup" xmlns:wpi="http://schemas.microsoft.com/office/word/2010/wordprocessingInk" xmlns:wne="http://schemas.microsoft.com/office/word/2006/wordml" xmlns:wps="http://schemas.microsoft.com/office/word/2010/wordprocessingShape" mc:Ignorable="w14 w15 w16se w16cid w16 w16cex w16sdtdh w16sdtfl w16du wp14">
+  <w:endnote w:type="separator" w:id="-1">
+    <w:p>
+      <w:pPr>
+        <w:spacing w:after="0" w:line="240" w:lineRule="auto"/>
+      </w:pPr>
+      <w:r>
+        <w:separator/>
+      </w:r>
+    </w:p>
+  </w:endnote>
+  <w:endnote w:type="continuationSeparator" w:id="0">
+    <w:p>
+      <w:pPr>
+        <w:spacing w:after="0" w:line="240" w:lineRule="auto"/>
+      </w:pPr>
+      <w:r>
+        <w:continuationSeparator/>
+      </w:r>
+    </w:p>
+  </w:endnote>
+</w:endnotes>
+</file>
+
+<file path=word/footer1.xml><?xml version="1.0" encoding="utf-8"?>
+<w:ftr xmlns:wpc="http://schemas.microsoft.com/office/word/2010/wordprocessingCanvas" xmlns:cx="http://schemas.microsoft.com/office/drawing/2014/chartex" xmlns:cx1="http://schemas.microsoft.com/office/drawing/2015/9/8/chartex" xmlns:cx2="http://schemas.microsoft.com/office/drawing/2015/10/21/chartex" xmlns:cx3="http://schemas.microsoft.com/office/drawing/2016/5/9/chartex" xmlns:cx4="http://schemas.microsoft.com/office/drawing/2016/5/10/chartex" xmlns:cx5="http://schemas.microsoft.com/office/drawing/2016/5/11/chartex" xmlns:cx6="http://schemas.microsoft.com/office/drawing/2016/5/12/chartex" xmlns:cx7="http://schemas.microsoft.com/office/drawing/2016/5/13/chartex" xmlns:cx8="http://schemas.microsoft.com/office/drawing/2016/5/14/chartex" xmlns:mc="http://schemas.openxmlformats.org/markup-compatibility/2006" xmlns:aink="http://schemas.microsoft.com/office/drawing/2016/ink" xmlns:am3d="http://schemas.microsoft.com/office/drawing/2017/model3d" xmlns:o="urn:schemas-microsoft-com:office:office" xmlns:oel="http://schemas.microsoft.com/office/2019/extlst" xmlns:r="http://schemas.openxmlformats.org/officeDocument/2006/relationships" xmlns:m="http://schemas.openxmlformats.org/officeDocument/2006/math" xmlns:v="urn:schemas-microsoft-com:vml" xmlns:wp14="http://schemas.microsoft.com/office/word/2010/wordprocessingDrawing" xmlns:wp="http://schemas.openxmlformats.org/drawingml/2006/wordprocessingDrawing" xmlns:w10="urn:schemas-microsoft-com:office:word" xmlns:w="http://schemas.openxmlformats.org/wordprocessingml/2006/main" xmlns:w14="http://schemas.microsoft.com/office/word/2010/wordml" xmlns:w15="http://schemas.microsoft.com/office/word/2012/wordml" xmlns:w16cex="http://schemas.microsoft.com/office/word/2018/wordml/cex" xmlns:w16cid="http://schemas.microsoft.com/office/word/2016/wordml/cid" xmlns:w16="http://schemas.microsoft.com/office/word/2018/wordml" xmlns:w16du="http://schemas.microsoft.com/office/word/2023/wordml/word16du" xmlns:w16sdtdh="http://schemas.microsoft.com/office/word/2020/wordml/sdtdatahash" xmlns:w16sdtfl="http://schemas.microsoft.com/office/word/2024/wordml/sdtformatlock" xmlns:w16se="http://schemas.microsoft.com/office/word/2015/wordml/symex" xmlns:wpg="http://schemas.microsoft.com/office/word/2010/wordprocessingGroup" xmlns:wpi="http://schemas.microsoft.com/office/word/2010/wordprocessingInk" xmlns:wne="http://schemas.microsoft.com/office/word/2006/wordml" xmlns:wps="http://schemas.microsoft.com/office/word/2010/wordprocessingShape" mc:Ignorable="w14 w15 w16se w16cid w16 w16cex w16sdtdh w16sdtfl w16du wp14">
+  <w:p>
+    <w:pPr>
+      <w:pStyle w:val="af3"/>
+    </w:pPr>
+  </w:p>
+</w:ftr>
+</file>
+
+<file path=word/footer2.xml><?xml version="1.0" encoding="utf-8"?>
+<w:ftr xmlns:wpc="http://schemas.microsoft.com/office/word/2010/wordprocessingCanvas" xmlns:cx="http://schemas.microsoft.com/office/drawing/2014/chartex" xmlns:cx1="http://schemas.microsoft.com/office/drawing/2015/9/8/chartex" xmlns:cx2="http://schemas.microsoft.com/office/drawing/2015/10/21/chartex" xmlns:cx3="http://schemas.microsoft.com/office/drawing/2016/5/9/chartex" xmlns:cx4="http://schemas.microsoft.com/office/drawing/2016/5/10/chartex" xmlns:cx5="http://schemas.microsoft.com/office/drawing/2016/5/11/chartex" xmlns:cx6="http://schemas.microsoft.com/office/drawing/2016/5/12/chartex" xmlns:cx7="http://schemas.microsoft.com/office/drawing/2016/5/13/chartex" xmlns:cx8="http://schemas.microsoft.com/office/drawing/2016/5/14/chartex" xmlns:mc="http://schemas.openxmlformats.org/markup-compatibility/2006" xmlns:aink="http://schemas.microsoft.com/office/drawing/2016/ink" xmlns:am3d="http://schemas.microsoft.com/office/drawing/2017/model3d" xmlns:o="urn:schemas-microsoft-com:office:office" xmlns:oel="http://schemas.microsoft.com/office/2019/extlst" xmlns:r="http://schemas.openxmlformats.org/officeDocument/2006/relationships" xmlns:m="http://schemas.openxmlformats.org/officeDocument/2006/math" xmlns:v="urn:schemas-microsoft-com:vml" xmlns:wp14="http://schemas.microsoft.com/office/word/2010/wordprocessingDrawing" xmlns:wp="http://schemas.openxmlformats.org/drawingml/2006/wordprocessingDrawing" xmlns:w10="urn:schemas-microsoft-com:office:word" xmlns:w="http://schemas.openxmlformats.org/wordprocessingml/2006/main" xmlns:w14="http://schemas.microsoft.com/office/word/2010/wordml" xmlns:w15="http://schemas.microsoft.com/office/word/2012/wordml" xmlns:w16cex="http://schemas.microsoft.com/office/word/2018/wordml/cex" xmlns:w16cid="http://schemas.microsoft.com/office/word/2016/wordml/cid" xmlns:w16="http://schemas.microsoft.com/office/word/2018/wordml" xmlns:w16du="http://schemas.microsoft.com/office/word/2023/wordml/word16du" xmlns:w16sdtdh="http://schemas.microsoft.com/office/word/2020/wordml/sdtdatahash" xmlns:w16sdtfl="http://schemas.microsoft.com/office/word/2024/wordml/sdtformatlock" xmlns:w16se="http://schemas.microsoft.com/office/word/2015/wordml/symex" xmlns:wpg="http://schemas.microsoft.com/office/word/2010/wordprocessingGroup" xmlns:wpi="http://schemas.microsoft.com/office/word/2010/wordprocessingInk" xmlns:wne="http://schemas.microsoft.com/office/word/2006/wordml" xmlns:wps="http://schemas.microsoft.com/office/word/2010/wordprocessingShape" mc:Ignorable="w14 w15 w16se w16cid w16 w16cex w16sdtdh w16sdtfl w16du wp14">
+  <w:p>
+    <w:pPr>
+      <w:pStyle w:val="af3"/>
+    </w:pPr>
+  </w:p>
+</w:ftr>
+</file>
+
+<file path=word/footer3.xml><?xml version="1.0" encoding="utf-8"?>
+<w:ftr xmlns:wpc="http://schemas.microsoft.com/office/word/2010/wordprocessingCanvas" xmlns:cx="http://schemas.microsoft.com/office/drawing/2014/chartex" xmlns:cx1="http://schemas.microsoft.com/office/drawing/2015/9/8/chartex" xmlns:cx2="http://schemas.microsoft.com/office/drawing/2015/10/21/chartex" xmlns:cx3="http://schemas.microsoft.com/office/drawing/2016/5/9/chartex" xmlns:cx4="http://schemas.microsoft.com/office/drawing/2016/5/10/chartex" xmlns:cx5="http://schemas.microsoft.com/office/drawing/2016/5/11/chartex" xmlns:cx6="http://schemas.microsoft.com/office/drawing/2016/5/12/chartex" xmlns:cx7="http://schemas.microsoft.com/office/drawing/2016/5/13/chartex" xmlns:cx8="http://schemas.microsoft.com/office/drawing/2016/5/14/chartex" xmlns:mc="http://schemas.openxmlformats.org/markup-compatibility/2006" xmlns:aink="http://schemas.microsoft.com/office/drawing/2016/ink" xmlns:am3d="http://schemas.microsoft.com/office/drawing/2017/model3d" xmlns:o="urn:schemas-microsoft-com:office:office" xmlns:oel="http://schemas.microsoft.com/office/2019/extlst" xmlns:r="http://schemas.openxmlformats.org/officeDocument/2006/relationships" xmlns:m="http://schemas.openxmlformats.org/officeDocument/2006/math" xmlns:v="urn:schemas-microsoft-com:vml" xmlns:wp14="http://schemas.microsoft.com/office/word/2010/wordprocessingDrawing" xmlns:wp="http://schemas.openxmlformats.org/drawingml/2006/wordprocessingDrawing" xmlns:w10="urn:schemas-microsoft-com:office:word" xmlns:w="http://schemas.openxmlformats.org/wordprocessingml/2006/main" xmlns:w14="http://schemas.microsoft.com/office/word/2010/wordml" xmlns:w15="http://schemas.microsoft.com/office/word/2012/wordml" xmlns:w16cex="http://schemas.microsoft.com/office/word/2018/wordml/cex" xmlns:w16cid="http://schemas.microsoft.com/office/word/2016/wordml/cid" xmlns:w16="http://schemas.microsoft.com/office/word/2018/wordml" xmlns:w16du="http://schemas.microsoft.com/office/word/2023/wordml/word16du" xmlns:w16sdtdh="http://schemas.microsoft.com/office/word/2020/wordml/sdtdatahash" xmlns:w16sdtfl="http://schemas.microsoft.com/office/word/2024/wordml/sdtformatlock" xmlns:w16se="http://schemas.microsoft.com/office/word/2015/wordml/symex" xmlns:wpg="http://schemas.microsoft.com/office/word/2010/wordprocessingGroup" xmlns:wpi="http://schemas.microsoft.com/office/word/2010/wordprocessingInk" xmlns:wne="http://schemas.microsoft.com/office/word/2006/wordml" xmlns:wps="http://schemas.microsoft.com/office/word/2010/wordprocessingShape" mc:Ignorable="w14 w15 w16se w16cid w16 w16cex w16sdtdh w16sdtfl w16du wp14">
+  <w:p>
+    <w:pPr>
+      <w:pStyle w:val="af3"/>
+    </w:pPr>
+  </w:p>
+</w:ftr>
+</file>
+
+<file path=word/footnotes.xml><?xml version="1.0" encoding="utf-8"?>
+<w:footnotes xmlns:wpc="http://schemas.microsoft.com/office/word/2010/wordprocessingCanvas" xmlns:cx="http://schemas.microsoft.com/office/drawing/2014/chartex" xmlns:cx1="http://schemas.microsoft.com/office/drawing/2015/9/8/chartex" xmlns:cx2="http://schemas.microsoft.com/office/drawing/2015/10/21/chartex" xmlns:cx3="http://schemas.microsoft.com/office/drawing/2016/5/9/chartex" xmlns:cx4="http://schemas.microsoft.com/office/drawing/2016/5/10/chartex" xmlns:cx5="http://schemas.microsoft.com/office/drawing/2016/5/11/chartex" xmlns:cx6="http://schemas.microsoft.com/office/drawing/2016/5/12/chartex" xmlns:cx7="http://schemas.microsoft.com/office/drawing/2016/5/13/chartex" xmlns:cx8="http://schemas.microsoft.com/office/drawing/2016/5/14/chartex" xmlns:mc="http://schemas.openxmlformats.org/markup-compatibility/2006" xmlns:aink="http://schemas.microsoft.com/office/drawing/2016/ink" xmlns:am3d="http://schemas.microsoft.com/office/drawing/2017/model3d" xmlns:o="urn:schemas-microsoft-com:office:office" xmlns:oel="http://schemas.microsoft.com/office/2019/extlst" xmlns:r="http://schemas.openxmlformats.org/officeDocument/2006/relationships" xmlns:m="http://schemas.openxmlformats.org/officeDocument/2006/math" xmlns:v="urn:schemas-microsoft-com:vml" xmlns:wp14="http://schemas.microsoft.com/office/word/2010/wordprocessingDrawing" xmlns:wp="http://schemas.openxmlformats.org/drawingml/2006/wordprocessingDrawing" xmlns:w10="urn:schemas-microsoft-com:office:word" xmlns:w="http://schemas.openxmlformats.org/wordprocessingml/2006/main" xmlns:w14="http://schemas.microsoft.com/office/word/2010/wordml" xmlns:w15="http://schemas.microsoft.com/office/word/2012/wordml" xmlns:w16cex="http://schemas.microsoft.com/office/word/2018/wordml/cex" xmlns:w16cid="http://schemas.microsoft.com/office/word/2016/wordml/cid" xmlns:w16="http://schemas.microsoft.com/office/word/2018/wordml" xmlns:w16du="http://schemas.microsoft.com/office/word/2023/wordml/word16du" xmlns:w16sdtdh="http://schemas.microsoft.com/office/word/2020/wordml/sdtdatahash" xmlns:w16sdtfl="http://schemas.microsoft.com/office/word/2024/wordml/sdtformatlock" xmlns:w16se="http://schemas.microsoft.com/office/word/2015/wordml/symex" xmlns:wpg="http://schemas.microsoft.com/office/word/2010/wordprocessingGroup" xmlns:wpi="http://schemas.microsoft.com/office/word/2010/wordprocessingInk" xmlns:wne="http://schemas.microsoft.com/office/word/2006/wordml" xmlns:wps="http://schemas.microsoft.com/office/word/2010/wordprocessingShape" mc:Ignorable="w14 w15 w16se w16cid w16 w16cex w16sdtdh w16sdtfl w16du wp14">
+  <w:footnote w:type="separator" w:id="-1">
+    <w:p>
+      <w:pPr>
+        <w:spacing w:after="0" w:line="240" w:lineRule="auto"/>
+      </w:pPr>
+      <w:r>
+        <w:separator/>
+      </w:r>
+    </w:p>
+  </w:footnote>
+  <w:footnote w:type="continuationSeparator" w:id="0">
+    <w:p>
+      <w:pPr>
+        <w:spacing w:after="0" w:line="240" w:lineRule="auto"/>
+      </w:pPr>
+      <w:r>
+        <w:continuationSeparator/>
+      </w:r>
+    </w:p>
+  </w:footnote>
+</w:footnotes>
+</file>
+
+<file path=word/header1.xml><?xml version="1.0" encoding="utf-8"?>
+<w:hdr xmlns:wpc="http://schemas.microsoft.com/office/word/2010/wordprocessingCanvas" xmlns:cx="http://schemas.microsoft.com/office/drawing/2014/chartex" xmlns:cx1="http://schemas.microsoft.com/office/drawing/2015/9/8/chartex" xmlns:cx2="http://schemas.microsoft.com/office/drawing/2015/10/21/chartex" xmlns:cx3="http://schemas.microsoft.com/office/drawing/2016/5/9/chartex" xmlns:cx4="http://schemas.microsoft.com/office/drawing/2016/5/10/chartex" xmlns:cx5="http://schemas.microsoft.com/office/drawing/2016/5/11/chartex" xmlns:cx6="http://schemas.microsoft.com/office/drawing/2016/5/12/chartex" xmlns:cx7="http://schemas.microsoft.com/office/drawing/2016/5/13/chartex" xmlns:cx8="http://schemas.microsoft.com/office/drawing/2016/5/14/chartex" xmlns:mc="http://schemas.openxmlformats.org/markup-compatibility/2006" xmlns:aink="http://schemas.microsoft.com/office/drawing/2016/ink" xmlns:am3d="http://schemas.microsoft.com/office/drawing/2017/model3d" xmlns:o="urn:schemas-microsoft-com:office:office" xmlns:oel="http://schemas.microsoft.com/office/2019/extlst" xmlns:r="http://schemas.openxmlformats.org/officeDocument/2006/relationships" xmlns:m="http://schemas.openxmlformats.org/officeDocument/2006/math" xmlns:v="urn:schemas-microsoft-com:vml" xmlns:wp14="http://schemas.microsoft.com/office/word/2010/wordprocessingDrawing" xmlns:wp="http://schemas.openxmlformats.org/drawingml/2006/wordprocessingDrawing" xmlns:w10="urn:schemas-microsoft-com:office:word" xmlns:w="http://schemas.openxmlformats.org/wordprocessingml/2006/main" xmlns:w14="http://schemas.microsoft.com/office/word/2010/wordml" xmlns:w15="http://schemas.microsoft.com/office/word/2012/wordml" xmlns:w16cex="http://schemas.microsoft.com/office/word/2018/wordml/cex" xmlns:w16cid="http://schemas.microsoft.com/office/word/2016/wordml/cid" xmlns:w16="http://schemas.microsoft.com/office/word/2018/wordml" xmlns:w16du="http://schemas.microsoft.com/office/word/2023/wordml/word16du" xmlns:w16sdtdh="http://schemas.microsoft.com/office/word/2020/wordml/sdtdatahash" xmlns:w16sdtfl="http://schemas.microsoft.com/office/word/2024/wordml/sdtformatlock" xmlns:w16se="http://schemas.microsoft.com/office/word/2015/wordml/symex" xmlns:wpg="http://schemas.microsoft.com/office/word/2010/wordprocessingGroup" xmlns:wpi="http://schemas.microsoft.com/office/word/2010/wordprocessingInk" xmlns:wne="http://schemas.microsoft.com/office/word/2006/wordml" xmlns:wps="http://schemas.microsoft.com/office/word/2010/wordprocessingShape" mc:Ignorable="w14 w15 w16se w16cid w16 w16cex w16sdtdh w16sdtfl w16du wp14">
+  <w:p>
+    <w:pPr>
+      <w:pStyle w:val="af1"/>
+    </w:pPr>
+  </w:p>
+</w:hdr>
+</file>
+
+<file path=word/header2.xml><?xml version="1.0" encoding="utf-8"?>
+<w:hdr xmlns:wpc="http://schemas.microsoft.com/office/word/2010/wordprocessingCanvas" xmlns:cx="http://schemas.microsoft.com/office/drawing/2014/chartex" xmlns:cx1="http://schemas.microsoft.com/office/drawing/2015/9/8/chartex" xmlns:cx2="http://schemas.microsoft.com/office/drawing/2015/10/21/chartex" xmlns:cx3="http://schemas.microsoft.com/office/drawing/2016/5/9/chartex" xmlns:cx4="http://schemas.microsoft.com/office/drawing/2016/5/10/chartex" xmlns:cx5="http://schemas.microsoft.com/office/drawing/2016/5/11/chartex" xmlns:cx6="http://schemas.microsoft.com/office/drawing/2016/5/12/chartex" xmlns:cx7="http://schemas.microsoft.com/office/drawing/2016/5/13/chartex" xmlns:cx8="http://schemas.microsoft.com/office/drawing/2016/5/14/chartex" xmlns:mc="http://schemas.openxmlformats.org/markup-compatibility/2006" xmlns:aink="http://schemas.microsoft.com/office/drawing/2016/ink" xmlns:am3d="http://schemas.microsoft.com/office/drawing/2017/model3d" xmlns:o="urn:schemas-microsoft-com:office:office" xmlns:oel="http://schemas.microsoft.com/office/2019/extlst" xmlns:r="http://schemas.openxmlformats.org/officeDocument/2006/relationships" xmlns:m="http://schemas.openxmlformats.org/officeDocument/2006/math" xmlns:v="urn:schemas-microsoft-com:vml" xmlns:wp14="http://schemas.microsoft.com/office/word/2010/wordprocessingDrawing" xmlns:wp="http://schemas.openxmlformats.org/drawingml/2006/wordprocessingDrawing" xmlns:w10="urn:schemas-microsoft-com:office:word" xmlns:w="http://schemas.openxmlformats.org/wordprocessingml/2006/main" xmlns:w14="http://schemas.microsoft.com/office/word/2010/wordml" xmlns:w15="http://schemas.microsoft.com/office/word/2012/wordml" xmlns:w16cex="http://schemas.microsoft.com/office/word/2018/wordml/cex" xmlns:w16cid="http://schemas.microsoft.com/office/word/2016/wordml/cid" xmlns:w16="http://schemas.microsoft.com/office/word/2018/wordml" xmlns:w16du="http://schemas.microsoft.com/office/word/2023/wordml/word16du" xmlns:w16sdtdh="http://schemas.microsoft.com/office/word/2020/wordml/sdtdatahash" xmlns:w16sdtfl="http://schemas.microsoft.com/office/word/2024/wordml/sdtformatlock" xmlns:w16se="http://schemas.microsoft.com/office/word/2015/wordml/symex" xmlns:wpg="http://schemas.microsoft.com/office/word/2010/wordprocessingGroup" xmlns:wpi="http://schemas.microsoft.com/office/word/2010/wordprocessingInk" xmlns:wne="http://schemas.microsoft.com/office/word/2006/wordml" xmlns:wps="http://schemas.microsoft.com/office/word/2010/wordprocessingShape" mc:Ignorable="w14 w15 w16se w16cid w16 w16cex w16sdtdh w16sdtfl w16du wp14">
+  <w:p>
+    <w:pPr>
+      <w:pStyle w:val="af1"/>
+    </w:pPr>
+  </w:p>
+</w:hdr>
+</file>
+
+<file path=word/header3.xml><?xml version="1.0" encoding="utf-8"?>
+<w:hdr xmlns:wpc="http://schemas.microsoft.com/office/word/2010/wordprocessingCanvas" xmlns:cx="http://schemas.microsoft.com/office/drawing/2014/chartex" xmlns:cx1="http://schemas.microsoft.com/office/drawing/2015/9/8/chartex" xmlns:cx2="http://schemas.microsoft.com/office/drawing/2015/10/21/chartex" xmlns:cx3="http://schemas.microsoft.com/office/drawing/2016/5/9/chartex" xmlns:cx4="http://schemas.microsoft.com/office/drawing/2016/5/10/chartex" xmlns:cx5="http://schemas.microsoft.com/office/drawing/2016/5/11/chartex" xmlns:cx6="http://schemas.microsoft.com/office/drawing/2016/5/12/chartex" xmlns:cx7="http://schemas.microsoft.com/office/drawing/2016/5/13/chartex" xmlns:cx8="http://schemas.microsoft.com/office/drawing/2016/5/14/chartex" xmlns:mc="http://schemas.openxmlformats.org/markup-compatibility/2006" xmlns:aink="http://schemas.microsoft.com/office/drawing/2016/ink" xmlns:am3d="http://schemas.microsoft.com/office/drawing/2017/model3d" xmlns:o="urn:schemas-microsoft-com:office:office" xmlns:oel="http://schemas.microsoft.com/office/2019/extlst" xmlns:r="http://schemas.openxmlformats.org/officeDocument/2006/relationships" xmlns:m="http://schemas.openxmlformats.org/officeDocument/2006/math" xmlns:v="urn:schemas-microsoft-com:vml" xmlns:wp14="http://schemas.microsoft.com/office/word/2010/wordprocessingDrawing" xmlns:wp="http://schemas.openxmlformats.org/drawingml/2006/wordprocessingDrawing" xmlns:w10="urn:schemas-microsoft-com:office:word" xmlns:w="http://schemas.openxmlformats.org/wordprocessingml/2006/main" xmlns:w14="http://schemas.microsoft.com/office/word/2010/wordml" xmlns:w15="http://schemas.microsoft.com/office/word/2012/wordml" xmlns:w16cex="http://schemas.microsoft.com/office/word/2018/wordml/cex" xmlns:w16cid="http://schemas.microsoft.com/office/word/2016/wordml/cid" xmlns:w16="http://schemas.microsoft.com/office/word/2018/wordml" xmlns:w16du="http://schemas.microsoft.com/office/word/2023/wordml/word16du" xmlns:w16sdtdh="http://schemas.microsoft.com/office/word/2020/wordml/sdtdatahash" xmlns:w16sdtfl="http://schemas.microsoft.com/office/word/2024/wordml/sdtformatlock" xmlns:w16se="http://schemas.microsoft.com/office/word/2015/wordml/symex" xmlns:wpg="http://schemas.microsoft.com/office/word/2010/wordprocessingGroup" xmlns:wpi="http://schemas.microsoft.com/office/word/2010/wordprocessingInk" xmlns:wne="http://schemas.microsoft.com/office/word/2006/wordml" xmlns:wps="http://schemas.microsoft.com/office/word/2010/wordprocessingShape" mc:Ignorable="w14 w15 w16se w16cid w16 w16cex w16sdtdh w16sdtfl w16du wp14">
+  <w:p>
+    <w:pPr>
+      <w:pStyle w:val="af1"/>
+    </w:pPr>
+  </w:p>
+</w:hdr>
 </file>
 
 <file path=word/numbering.xml><?xml version="1.0" encoding="utf-8"?>
@@ -53833,6 +53948,66 @@
       <w:bCs/>
     </w:rPr>
   </w:style>
+  <w:style w:type="paragraph" w:styleId="af1">
+    <w:name w:val="header"/>
+    <w:basedOn w:val="a"/>
+    <w:link w:val="af2"/>
+    <w:uiPriority w:val="99"/>
+    <w:unhideWhenUsed/>
+    <w:rsid w:val="00B84B78"/>
+    <w:pPr>
+      <w:tabs>
+        <w:tab w:val="center" w:pos="4153"/>
+        <w:tab w:val="right" w:pos="8306"/>
+      </w:tabs>
+      <w:snapToGrid w:val="0"/>
+    </w:pPr>
+    <w:rPr>
+      <w:sz w:val="20"/>
+      <w:szCs w:val="20"/>
+    </w:rPr>
+  </w:style>
+  <w:style w:type="character" w:customStyle="1" w:styleId="af2">
+    <w:name w:val="頁首 字元"/>
+    <w:basedOn w:val="a0"/>
+    <w:link w:val="af1"/>
+    <w:uiPriority w:val="99"/>
+    <w:rsid w:val="00B84B78"/>
+    <w:rPr>
+      <w:sz w:val="20"/>
+      <w:szCs w:val="20"/>
+    </w:rPr>
+  </w:style>
+  <w:style w:type="paragraph" w:styleId="af3">
+    <w:name w:val="footer"/>
+    <w:basedOn w:val="a"/>
+    <w:link w:val="af4"/>
+    <w:uiPriority w:val="99"/>
+    <w:unhideWhenUsed/>
+    <w:rsid w:val="00B84B78"/>
+    <w:pPr>
+      <w:tabs>
+        <w:tab w:val="center" w:pos="4153"/>
+        <w:tab w:val="right" w:pos="8306"/>
+      </w:tabs>
+      <w:snapToGrid w:val="0"/>
+    </w:pPr>
+    <w:rPr>
+      <w:sz w:val="20"/>
+      <w:szCs w:val="20"/>
+    </w:rPr>
+  </w:style>
+  <w:style w:type="character" w:customStyle="1" w:styleId="af4">
+    <w:name w:val="頁尾 字元"/>
+    <w:basedOn w:val="a0"/>
+    <w:link w:val="af3"/>
+    <w:uiPriority w:val="99"/>
+    <w:rsid w:val="00B84B78"/>
+    <w:rPr>
+      <w:sz w:val="20"/>
+      <w:szCs w:val="20"/>
+    </w:rPr>
+  </w:style>
 </w:styles>
 </file>
 

--- a/sm_final_note.docx
+++ b/sm_final_note.docx
@@ -29239,7 +29239,31 @@
         <w:rPr>
           <w:rFonts w:ascii="Times New Roman" w:eastAsia="新細明體" w:hAnsi="Times New Roman" w:cs="Times New Roman" w:hint="eastAsia"/>
         </w:rPr>
-        <w:t xml:space="preserve">. For each scenario, we draw 500 samples with </w:t>
+        <w:t xml:space="preserve">. For each scenario, we </w:t>
+      </w:r>
+      <w:r>
+        <w:rPr>
+          <w:rFonts w:ascii="Times New Roman" w:eastAsia="新細明體" w:hAnsi="Times New Roman" w:cs="Times New Roman" w:hint="eastAsia"/>
+        </w:rPr>
+        <w:t>conduct Monte Carlo simulation with</w:t>
+      </w:r>
+      <w:r>
+        <w:rPr>
+          <w:rFonts w:ascii="Times New Roman" w:eastAsia="新細明體" w:hAnsi="Times New Roman" w:cs="Times New Roman" w:hint="eastAsia"/>
+        </w:rPr>
+        <w:t xml:space="preserve"> 500 </w:t>
+      </w:r>
+      <w:r>
+        <w:rPr>
+          <w:rFonts w:ascii="Times New Roman" w:eastAsia="新細明體" w:hAnsi="Times New Roman" w:cs="Times New Roman" w:hint="eastAsia"/>
+        </w:rPr>
+        <w:t>replications, where we draw samples size</w:t>
+      </w:r>
+      <w:r>
+        <w:rPr>
+          <w:rFonts w:ascii="Times New Roman" w:eastAsia="新細明體" w:hAnsi="Times New Roman" w:cs="Times New Roman" w:hint="eastAsia"/>
+        </w:rPr>
+        <w:t xml:space="preserve"> </w:t>
       </w:r>
       <m:oMath>
         <m:sSub>
@@ -29307,6 +29331,12 @@
           <m:t>=250</m:t>
         </m:r>
       </m:oMath>
+      <w:r>
+        <w:rPr>
+          <w:rFonts w:ascii="Times New Roman" w:eastAsia="新細明體" w:hAnsi="Times New Roman" w:cs="Times New Roman" w:hint="eastAsia"/>
+        </w:rPr>
+        <w:t xml:space="preserve"> in each replication</w:t>
+      </w:r>
       <w:r>
         <w:rPr>
           <w:rFonts w:ascii="Times New Roman" w:eastAsia="新細明體" w:hAnsi="Times New Roman" w:cs="Times New Roman" w:hint="eastAsia"/>
@@ -45319,7 +45349,21 @@
           <w:rFonts w:ascii="Times New Roman" w:eastAsia="新細明體" w:hAnsi="Times New Roman" w:cs="Times New Roman"/>
           <w:iCs/>
         </w:rPr>
-        <w:t>The dataset includes 2,531 respondents, with 1,193 interviewed face-to-face (FTF) and 1,338 interviewed by telephone (TEL). The TEL group was initially recruited through a short 5-minute FTF interview, and most survey questions were asked about one week later by phone.</w:t>
+        <w:t>The dataset includes 2,531 respondents, with 1,193 interviewed face-to-face (FTF) and 1,338 interviewed by telephone (TEL). The TEL group was initially recruited through a short 5-minute</w:t>
+      </w:r>
+      <w:r>
+        <w:rPr>
+          <w:rFonts w:ascii="Times New Roman" w:eastAsia="新細明體" w:hAnsi="Times New Roman" w:cs="Times New Roman" w:hint="eastAsia"/>
+          <w:iCs/>
+        </w:rPr>
+        <w:t>s</w:t>
+      </w:r>
+      <w:r>
+        <w:rPr>
+          <w:rFonts w:ascii="Times New Roman" w:eastAsia="新細明體" w:hAnsi="Times New Roman" w:cs="Times New Roman"/>
+          <w:iCs/>
+        </w:rPr>
+        <w:t xml:space="preserve"> FTF interview, and most survey questions were asked about one week later by phone.</w:t>
       </w:r>
     </w:p>
     <w:p>
